--- a/Course/2 Component 2 - Algorithms and Programming/2.3 Algorithms/2.3.1 Algorithms/3 Worksheet (editable).docx
+++ b/Course/2 Component 2 - Algorithms and Programming/2.3 Algorithms/2.3.1 Algorithms/3 Worksheet (editable).docx
@@ -7,62 +7,26 @@
         <w:pStyle w:val="Heading1"/>
       </w:pPr>
       <w:r>
+        <w:rPr>
+          <w:b w:val="0"/>
+          <w:i w:val="0"/>
+        </w:rPr>
         <w:t>Quiz — 2.3.1 Algorithms</w:t>
       </w:r>
     </w:p>
     <w:p>
       <w:r>
-        <w:t xml:space="preserve">Name: </w:t>
-      </w:r>
-      <w:r>
         <w:rPr>
-          <w:b/>
+          <w:b w:val="0"/>
+          <w:i w:val="0"/>
         </w:rPr>
-        <w:t>_</w:t>
-      </w:r>
-      <w:r>
-        <w:rPr>
-          <w:b/>
-        </w:rPr>
-        <w:t>_</w:t>
-      </w:r>
-      <w:r>
-        <w:rPr>
-          <w:b/>
-        </w:rPr>
-        <w:t>_</w:t>
-      </w:r>
-      <w:r>
-        <w:rPr>
-          <w:b/>
-        </w:rPr>
-        <w:t>_</w:t>
-      </w:r>
-      <w:r>
-        <w:rPr>
-          <w:b/>
-        </w:rPr>
-        <w:t xml:space="preserve">   Date: </w:t>
-      </w:r>
-      <w:r>
-        <w:rPr>
-          <w:b/>
-        </w:rPr>
-        <w:t>_</w:t>
-      </w:r>
-      <w:r>
-        <w:rPr>
-          <w:b/>
-        </w:rPr>
-        <w:t xml:space="preserve">_   Mark: </w:t>
-      </w:r>
-      <w:r>
-        <w:t>____ / 35</w:t>
+        <w:t>Name: ______________________   Date: __________   Mark: ______ / 35</w:t>
       </w:r>
     </w:p>
     <w:p>
       <w:r>
         <w:rPr>
+          <w:b w:val="0"/>
           <w:i/>
         </w:rPr>
         <w:t>OCR H446 · Component 02 · 2.3.1 — show your traces</w:t>
@@ -80,6 +44,10 @@
         <w:pStyle w:val="Heading2"/>
       </w:pPr>
       <w:r>
+        <w:rPr>
+          <w:b w:val="0"/>
+          <w:i w:val="0"/>
+        </w:rPr>
         <w:t>Section A — Multiple choice (10 marks)</w:t>
       </w:r>
     </w:p>
@@ -87,44 +55,74 @@
       <w:r>
         <w:rPr>
           <w:b/>
+          <w:i w:val="0"/>
         </w:rPr>
         <w:t>A1.</w:t>
       </w:r>
       <w:r>
+        <w:rPr>
+          <w:b w:val="0"/>
+          <w:i w:val="0"/>
+        </w:rPr>
         <w:t xml:space="preserve"> What is the worst-case time complexity of </w:t>
       </w:r>
       <w:r>
         <w:rPr>
           <w:b/>
+          <w:i w:val="0"/>
         </w:rPr>
         <w:t>binary search</w:t>
       </w:r>
       <w:r>
+        <w:rPr>
+          <w:b w:val="0"/>
+          <w:i w:val="0"/>
+        </w:rPr>
         <w:t>?</w:t>
       </w:r>
     </w:p>
     <w:p>
       <w:r>
+        <w:rPr>
+          <w:b w:val="0"/>
+          <w:i w:val="0"/>
+        </w:rPr>
         <w:t>A. O(1)</w:t>
       </w:r>
     </w:p>
     <w:p>
       <w:r>
+        <w:rPr>
+          <w:b w:val="0"/>
+          <w:i w:val="0"/>
+        </w:rPr>
         <w:t>B. O(log n)</w:t>
       </w:r>
     </w:p>
     <w:p>
       <w:r>
+        <w:rPr>
+          <w:b w:val="0"/>
+          <w:i w:val="0"/>
+        </w:rPr>
         <w:t>C. O(n)</w:t>
       </w:r>
     </w:p>
     <w:p>
       <w:r>
+        <w:rPr>
+          <w:b w:val="0"/>
+          <w:i w:val="0"/>
+        </w:rPr>
         <w:t>D. O(n log n)</w:t>
       </w:r>
     </w:p>
     <w:p>
       <w:r>
+        <w:rPr>
+          <w:b w:val="0"/>
+          <w:i w:val="0"/>
+        </w:rPr>
         <w:t>Your answer: ☐</w:t>
       </w:r>
     </w:p>
@@ -132,53 +130,88 @@
       <w:r>
         <w:rPr>
           <w:b/>
+          <w:i w:val="0"/>
         </w:rPr>
         <w:t>A2.</w:t>
       </w:r>
       <w:r>
+        <w:rPr>
+          <w:b w:val="0"/>
+          <w:i w:val="0"/>
+        </w:rPr>
         <w:t xml:space="preserve"> What is the </w:t>
       </w:r>
       <w:r>
         <w:rPr>
           <w:b/>
+          <w:i w:val="0"/>
         </w:rPr>
         <w:t>average</w:t>
       </w:r>
       <w:r>
+        <w:rPr>
+          <w:b w:val="0"/>
+          <w:i w:val="0"/>
+        </w:rPr>
         <w:t xml:space="preserve"> time complexity of </w:t>
       </w:r>
       <w:r>
         <w:rPr>
           <w:b/>
+          <w:i w:val="0"/>
         </w:rPr>
         <w:t>merge sort</w:t>
       </w:r>
       <w:r>
+        <w:rPr>
+          <w:b w:val="0"/>
+          <w:i w:val="0"/>
+        </w:rPr>
         <w:t>?</w:t>
       </w:r>
     </w:p>
     <w:p>
       <w:r>
+        <w:rPr>
+          <w:b w:val="0"/>
+          <w:i w:val="0"/>
+        </w:rPr>
         <w:t>A. O(n)</w:t>
       </w:r>
     </w:p>
     <w:p>
       <w:r>
+        <w:rPr>
+          <w:b w:val="0"/>
+          <w:i w:val="0"/>
+        </w:rPr>
         <w:t>B. O(n log n)</w:t>
       </w:r>
     </w:p>
     <w:p>
       <w:r>
+        <w:rPr>
+          <w:b w:val="0"/>
+          <w:i w:val="0"/>
+        </w:rPr>
         <w:t>C. O(n²)</w:t>
       </w:r>
     </w:p>
     <w:p>
       <w:r>
+        <w:rPr>
+          <w:b w:val="0"/>
+          <w:i w:val="0"/>
+        </w:rPr>
         <w:t>D. O(2ⁿ)</w:t>
       </w:r>
     </w:p>
     <w:p>
       <w:r>
+        <w:rPr>
+          <w:b w:val="0"/>
+          <w:i w:val="0"/>
+        </w:rPr>
         <w:t>Your answer: ☐</w:t>
       </w:r>
     </w:p>
@@ -186,53 +219,88 @@
       <w:r>
         <w:rPr>
           <w:b/>
+          <w:i w:val="0"/>
         </w:rPr>
         <w:t>A3.</w:t>
       </w:r>
       <w:r>
+        <w:rPr>
+          <w:b w:val="0"/>
+          <w:i w:val="0"/>
+        </w:rPr>
         <w:t xml:space="preserve"> What is the </w:t>
       </w:r>
       <w:r>
         <w:rPr>
           <w:b/>
+          <w:i w:val="0"/>
         </w:rPr>
         <w:t>worst-case</w:t>
       </w:r>
       <w:r>
+        <w:rPr>
+          <w:b w:val="0"/>
+          <w:i w:val="0"/>
+        </w:rPr>
         <w:t xml:space="preserve"> time complexity of </w:t>
       </w:r>
       <w:r>
         <w:rPr>
           <w:b/>
+          <w:i w:val="0"/>
         </w:rPr>
         <w:t>quick sort</w:t>
       </w:r>
       <w:r>
+        <w:rPr>
+          <w:b w:val="0"/>
+          <w:i w:val="0"/>
+        </w:rPr>
         <w:t>?</w:t>
       </w:r>
     </w:p>
     <w:p>
       <w:r>
+        <w:rPr>
+          <w:b w:val="0"/>
+          <w:i w:val="0"/>
+        </w:rPr>
         <w:t>A. O(log n)</w:t>
       </w:r>
     </w:p>
     <w:p>
       <w:r>
+        <w:rPr>
+          <w:b w:val="0"/>
+          <w:i w:val="0"/>
+        </w:rPr>
         <w:t>B. O(n log n)</w:t>
       </w:r>
     </w:p>
     <w:p>
       <w:r>
+        <w:rPr>
+          <w:b w:val="0"/>
+          <w:i w:val="0"/>
+        </w:rPr>
         <w:t>C. O(n²)</w:t>
       </w:r>
     </w:p>
     <w:p>
       <w:r>
+        <w:rPr>
+          <w:b w:val="0"/>
+          <w:i w:val="0"/>
+        </w:rPr>
         <w:t>D. O(2ⁿ)</w:t>
       </w:r>
     </w:p>
     <w:p>
       <w:r>
+        <w:rPr>
+          <w:b w:val="0"/>
+          <w:i w:val="0"/>
+        </w:rPr>
         <w:t>Your answer: ☐</w:t>
       </w:r>
     </w:p>
@@ -240,44 +308,74 @@
       <w:r>
         <w:rPr>
           <w:b/>
+          <w:i w:val="0"/>
         </w:rPr>
         <w:t>A4.</w:t>
       </w:r>
       <w:r>
+        <w:rPr>
+          <w:b w:val="0"/>
+          <w:i w:val="0"/>
+        </w:rPr>
         <w:t xml:space="preserve"> A list must be in a particular state before </w:t>
       </w:r>
       <w:r>
         <w:rPr>
           <w:b/>
+          <w:i w:val="0"/>
         </w:rPr>
         <w:t>binary search</w:t>
       </w:r>
       <w:r>
+        <w:rPr>
+          <w:b w:val="0"/>
+          <w:i w:val="0"/>
+        </w:rPr>
         <w:t xml:space="preserve"> can be used. What is it?</w:t>
       </w:r>
     </w:p>
     <w:p>
       <w:r>
+        <w:rPr>
+          <w:b w:val="0"/>
+          <w:i w:val="0"/>
+        </w:rPr>
         <w:t>A. The list must be sorted</w:t>
       </w:r>
     </w:p>
     <w:p>
       <w:r>
+        <w:rPr>
+          <w:b w:val="0"/>
+          <w:i w:val="0"/>
+        </w:rPr>
         <w:t>B. The list must contain only integers</w:t>
       </w:r>
     </w:p>
     <w:p>
       <w:r>
+        <w:rPr>
+          <w:b w:val="0"/>
+          <w:i w:val="0"/>
+        </w:rPr>
         <w:t>C. The list must have an even number of items</w:t>
       </w:r>
     </w:p>
     <w:p>
       <w:r>
+        <w:rPr>
+          <w:b w:val="0"/>
+          <w:i w:val="0"/>
+        </w:rPr>
         <w:t>D. The list must be stored in a linked list</w:t>
       </w:r>
     </w:p>
     <w:p>
       <w:r>
+        <w:rPr>
+          <w:b w:val="0"/>
+          <w:i w:val="0"/>
+        </w:rPr>
         <w:t>Your answer: ☐</w:t>
       </w:r>
     </w:p>
@@ -285,44 +383,74 @@
       <w:r>
         <w:rPr>
           <w:b/>
+          <w:i w:val="0"/>
         </w:rPr>
         <w:t>A5.</w:t>
       </w:r>
       <w:r>
+        <w:rPr>
+          <w:b w:val="0"/>
+          <w:i w:val="0"/>
+        </w:rPr>
         <w:t xml:space="preserve"> Which data structure does a </w:t>
       </w:r>
       <w:r>
         <w:rPr>
           <w:b/>
+          <w:i w:val="0"/>
         </w:rPr>
         <w:t>breadth-first traversal</w:t>
       </w:r>
       <w:r>
+        <w:rPr>
+          <w:b w:val="0"/>
+          <w:i w:val="0"/>
+        </w:rPr>
         <w:t xml:space="preserve"> use to keep track of nodes still to visit?</w:t>
       </w:r>
     </w:p>
     <w:p>
       <w:r>
+        <w:rPr>
+          <w:b w:val="0"/>
+          <w:i w:val="0"/>
+        </w:rPr>
         <w:t>A. Stack</w:t>
       </w:r>
     </w:p>
     <w:p>
       <w:r>
+        <w:rPr>
+          <w:b w:val="0"/>
+          <w:i w:val="0"/>
+        </w:rPr>
         <w:t>B. Queue</w:t>
       </w:r>
     </w:p>
     <w:p>
       <w:r>
+        <w:rPr>
+          <w:b w:val="0"/>
+          <w:i w:val="0"/>
+        </w:rPr>
         <w:t>C. Binary tree</w:t>
       </w:r>
     </w:p>
     <w:p>
       <w:r>
+        <w:rPr>
+          <w:b w:val="0"/>
+          <w:i w:val="0"/>
+        </w:rPr>
         <w:t>D. Hash table</w:t>
       </w:r>
     </w:p>
     <w:p>
       <w:r>
+        <w:rPr>
+          <w:b w:val="0"/>
+          <w:i w:val="0"/>
+        </w:rPr>
         <w:t>Your answer: ☐</w:t>
       </w:r>
     </w:p>
@@ -330,45 +458,76 @@
       <w:r>
         <w:rPr>
           <w:b/>
+          <w:i w:val="0"/>
         </w:rPr>
         <w:t>A6.</w:t>
       </w:r>
       <w:r>
+        <w:rPr>
+          <w:b w:val="0"/>
+          <w:i w:val="0"/>
+        </w:rPr>
         <w:t xml:space="preserve"> Simplify the expression </w:t>
       </w:r>
       <w:r>
         <w:rPr>
           <w:rFonts w:ascii="Consolas" w:hAnsi="Consolas"/>
+          <w:b w:val="0"/>
+          <w:i w:val="0"/>
           <w:sz w:val="19"/>
         </w:rPr>
         <w:t>4n² + 200n + 9</w:t>
       </w:r>
       <w:r>
+        <w:rPr>
+          <w:b w:val="0"/>
+          <w:i w:val="0"/>
+        </w:rPr>
         <w:t xml:space="preserve"> to Big O notation.</w:t>
       </w:r>
     </w:p>
     <w:p>
       <w:r>
+        <w:rPr>
+          <w:b w:val="0"/>
+          <w:i w:val="0"/>
+        </w:rPr>
         <w:t>A. O(n)</w:t>
       </w:r>
     </w:p>
     <w:p>
       <w:r>
+        <w:rPr>
+          <w:b w:val="0"/>
+          <w:i w:val="0"/>
+        </w:rPr>
         <w:t>B. O(200n)</w:t>
       </w:r>
     </w:p>
     <w:p>
       <w:r>
+        <w:rPr>
+          <w:b w:val="0"/>
+          <w:i w:val="0"/>
+        </w:rPr>
         <w:t>C. O(n²)</w:t>
       </w:r>
     </w:p>
     <w:p>
       <w:r>
+        <w:rPr>
+          <w:b w:val="0"/>
+          <w:i w:val="0"/>
+        </w:rPr>
         <w:t>D. O(4n²)</w:t>
       </w:r>
     </w:p>
     <w:p>
       <w:r>
+        <w:rPr>
+          <w:b w:val="0"/>
+          <w:i w:val="0"/>
+        </w:rPr>
         <w:t>Your answer: ☐</w:t>
       </w:r>
     </w:p>
@@ -376,53 +535,88 @@
       <w:r>
         <w:rPr>
           <w:b/>
+          <w:i w:val="0"/>
         </w:rPr>
         <w:t>A7.</w:t>
       </w:r>
       <w:r>
+        <w:rPr>
+          <w:b w:val="0"/>
+          <w:i w:val="0"/>
+        </w:rPr>
         <w:t xml:space="preserve"> What is the time complexity of </w:t>
       </w:r>
       <w:r>
         <w:rPr>
           <w:b/>
+          <w:i w:val="0"/>
         </w:rPr>
         <w:t>pushing</w:t>
       </w:r>
       <w:r>
+        <w:rPr>
+          <w:b w:val="0"/>
+          <w:i w:val="0"/>
+        </w:rPr>
         <w:t xml:space="preserve"> an item onto a </w:t>
       </w:r>
       <w:r>
         <w:rPr>
           <w:b/>
+          <w:i w:val="0"/>
         </w:rPr>
         <w:t>stack</w:t>
       </w:r>
       <w:r>
+        <w:rPr>
+          <w:b w:val="0"/>
+          <w:i w:val="0"/>
+        </w:rPr>
         <w:t>?</w:t>
       </w:r>
     </w:p>
     <w:p>
       <w:r>
+        <w:rPr>
+          <w:b w:val="0"/>
+          <w:i w:val="0"/>
+        </w:rPr>
         <w:t>A. O(1)</w:t>
       </w:r>
     </w:p>
     <w:p>
       <w:r>
+        <w:rPr>
+          <w:b w:val="0"/>
+          <w:i w:val="0"/>
+        </w:rPr>
         <w:t>B. O(log n)</w:t>
       </w:r>
     </w:p>
     <w:p>
       <w:r>
+        <w:rPr>
+          <w:b w:val="0"/>
+          <w:i w:val="0"/>
+        </w:rPr>
         <w:t>C. O(n)</w:t>
       </w:r>
     </w:p>
     <w:p>
       <w:r>
+        <w:rPr>
+          <w:b w:val="0"/>
+          <w:i w:val="0"/>
+        </w:rPr>
         <w:t>D. O(n²)</w:t>
       </w:r>
     </w:p>
     <w:p>
       <w:r>
+        <w:rPr>
+          <w:b w:val="0"/>
+          <w:i w:val="0"/>
+        </w:rPr>
         <w:t>Your answer: ☐</w:t>
       </w:r>
     </w:p>
@@ -430,53 +624,88 @@
       <w:r>
         <w:rPr>
           <w:b/>
+          <w:i w:val="0"/>
         </w:rPr>
         <w:t>A8.</w:t>
       </w:r>
       <w:r>
+        <w:rPr>
+          <w:b w:val="0"/>
+          <w:i w:val="0"/>
+        </w:rPr>
         <w:t xml:space="preserve"> Which traversal of a </w:t>
       </w:r>
       <w:r>
         <w:rPr>
           <w:b/>
+          <w:i w:val="0"/>
         </w:rPr>
         <w:t>binary search tree</w:t>
       </w:r>
       <w:r>
+        <w:rPr>
+          <w:b w:val="0"/>
+          <w:i w:val="0"/>
+        </w:rPr>
         <w:t xml:space="preserve"> outputs the values in </w:t>
       </w:r>
       <w:r>
         <w:rPr>
           <w:b/>
+          <w:i w:val="0"/>
         </w:rPr>
         <w:t>ascending order</w:t>
       </w:r>
       <w:r>
+        <w:rPr>
+          <w:b w:val="0"/>
+          <w:i w:val="0"/>
+        </w:rPr>
         <w:t>?</w:t>
       </w:r>
     </w:p>
     <w:p>
       <w:r>
+        <w:rPr>
+          <w:b w:val="0"/>
+          <w:i w:val="0"/>
+        </w:rPr>
         <w:t>A. Pre-order</w:t>
       </w:r>
     </w:p>
     <w:p>
       <w:r>
+        <w:rPr>
+          <w:b w:val="0"/>
+          <w:i w:val="0"/>
+        </w:rPr>
         <w:t>B. In-order</w:t>
       </w:r>
     </w:p>
     <w:p>
       <w:r>
+        <w:rPr>
+          <w:b w:val="0"/>
+          <w:i w:val="0"/>
+        </w:rPr>
         <w:t>C. Post-order</w:t>
       </w:r>
     </w:p>
     <w:p>
       <w:r>
+        <w:rPr>
+          <w:b w:val="0"/>
+          <w:i w:val="0"/>
+        </w:rPr>
         <w:t>D. Breadth-first</w:t>
       </w:r>
     </w:p>
     <w:p>
       <w:r>
+        <w:rPr>
+          <w:b w:val="0"/>
+          <w:i w:val="0"/>
+        </w:rPr>
         <w:t>Your answer: ☐</w:t>
       </w:r>
     </w:p>
@@ -484,44 +713,74 @@
       <w:r>
         <w:rPr>
           <w:b/>
+          <w:i w:val="0"/>
         </w:rPr>
         <w:t>A9.</w:t>
       </w:r>
       <w:r>
+        <w:rPr>
+          <w:b w:val="0"/>
+          <w:i w:val="0"/>
+        </w:rPr>
         <w:t xml:space="preserve"> A problem that can only be solved in </w:t>
       </w:r>
       <w:r>
         <w:rPr>
           <w:b/>
+          <w:i w:val="0"/>
         </w:rPr>
         <w:t>exponential time or worse</w:t>
       </w:r>
       <w:r>
+        <w:rPr>
+          <w:b w:val="0"/>
+          <w:i w:val="0"/>
+        </w:rPr>
         <w:t xml:space="preserve"> is described as:</w:t>
       </w:r>
     </w:p>
     <w:p>
       <w:r>
+        <w:rPr>
+          <w:b w:val="0"/>
+          <w:i w:val="0"/>
+        </w:rPr>
         <w:t>A. Tractable</w:t>
       </w:r>
     </w:p>
     <w:p>
       <w:r>
+        <w:rPr>
+          <w:b w:val="0"/>
+          <w:i w:val="0"/>
+        </w:rPr>
         <w:t>B. Intractable</w:t>
       </w:r>
     </w:p>
     <w:p>
       <w:r>
+        <w:rPr>
+          <w:b w:val="0"/>
+          <w:i w:val="0"/>
+        </w:rPr>
         <w:t>C. Logarithmic</w:t>
       </w:r>
     </w:p>
     <w:p>
       <w:r>
+        <w:rPr>
+          <w:b w:val="0"/>
+          <w:i w:val="0"/>
+        </w:rPr>
         <w:t>D. Stable</w:t>
       </w:r>
     </w:p>
     <w:p>
       <w:r>
+        <w:rPr>
+          <w:b w:val="0"/>
+          <w:i w:val="0"/>
+        </w:rPr>
         <w:t>Your answer: ☐</w:t>
       </w:r>
     </w:p>
@@ -529,56 +788,88 @@
       <w:r>
         <w:rPr>
           <w:b/>
+          <w:i w:val="0"/>
         </w:rPr>
         <w:t>A10.</w:t>
       </w:r>
       <w:r>
+        <w:rPr>
+          <w:b w:val="0"/>
+          <w:i w:val="0"/>
+        </w:rPr>
         <w:t xml:space="preserve"> What is the key difference between </w:t>
       </w:r>
       <w:r>
         <w:rPr>
           <w:b/>
+          <w:i w:val="0"/>
         </w:rPr>
-        <w:t>A\</w:t>
+        <w:t>A*</w:t>
       </w:r>
       <w:r>
         <w:rPr>
-          <w:i/>
+          <w:b w:val="0"/>
+          <w:i w:val="0"/>
         </w:rPr>
         <w:t xml:space="preserve"> and </w:t>
       </w:r>
       <w:r>
         <w:rPr>
-          <w:i/>
+          <w:b/>
+          <w:i w:val="0"/>
         </w:rPr>
         <w:t>Dijkstra's</w:t>
       </w:r>
       <w:r>
-        <w:t>* algorithm?</w:t>
+        <w:rPr>
+          <w:b w:val="0"/>
+          <w:i w:val="0"/>
+        </w:rPr>
+        <w:t xml:space="preserve"> algorithm?</w:t>
       </w:r>
     </w:p>
     <w:p>
       <w:r>
+        <w:rPr>
+          <w:b w:val="0"/>
+          <w:i w:val="0"/>
+        </w:rPr>
         <w:t>A. A* can handle negative edge weights</w:t>
       </w:r>
     </w:p>
     <w:p>
       <w:r>
+        <w:rPr>
+          <w:b w:val="0"/>
+          <w:i w:val="0"/>
+        </w:rPr>
         <w:t>B. A* uses a heuristic estimate of the remaining cost to the goal</w:t>
       </w:r>
     </w:p>
     <w:p>
       <w:r>
+        <w:rPr>
+          <w:b w:val="0"/>
+          <w:i w:val="0"/>
+        </w:rPr>
         <w:t>C. A* explores every node in the graph; Dijkstra does not</w:t>
       </w:r>
     </w:p>
     <w:p>
       <w:r>
+        <w:rPr>
+          <w:b w:val="0"/>
+          <w:i w:val="0"/>
+        </w:rPr>
         <w:t>D. A* does not guarantee finding a path</w:t>
       </w:r>
     </w:p>
     <w:p>
       <w:r>
+        <w:rPr>
+          <w:b w:val="0"/>
+          <w:i w:val="0"/>
+        </w:rPr>
         <w:t>Your answer: ☐</w:t>
       </w:r>
     </w:p>
@@ -594,6 +885,10 @@
         <w:pStyle w:val="Heading2"/>
       </w:pPr>
       <w:r>
+        <w:rPr>
+          <w:b w:val="0"/>
+          <w:i w:val="0"/>
+        </w:rPr>
         <w:t>Section B — Traces &amp; short answer (20 marks)</w:t>
       </w:r>
     </w:p>
@@ -601,20 +896,31 @@
       <w:r>
         <w:rPr>
           <w:b/>
+          <w:i w:val="0"/>
         </w:rPr>
         <w:t>B1.</w:t>
       </w:r>
       <w:r>
+        <w:rPr>
+          <w:b w:val="0"/>
+          <w:i w:val="0"/>
+        </w:rPr>
         <w:t xml:space="preserve"> A program contains the following nested loop structure over a list of </w:t>
       </w:r>
       <w:r>
         <w:rPr>
           <w:rFonts w:ascii="Consolas" w:hAnsi="Consolas"/>
+          <w:b w:val="0"/>
+          <w:i w:val="0"/>
           <w:sz w:val="19"/>
         </w:rPr>
         <w:t>n</w:t>
       </w:r>
       <w:r>
+        <w:rPr>
+          <w:b w:val="0"/>
+          <w:i w:val="0"/>
+        </w:rPr>
         <w:t xml:space="preserve"> items:</w:t>
       </w:r>
     </w:p>
@@ -636,20 +942,30 @@
     </w:p>
     <w:p>
       <w:r>
+        <w:rPr>
+          <w:b w:val="0"/>
+          <w:i w:val="0"/>
+        </w:rPr>
         <w:t xml:space="preserve">State the Big O time complexity and </w:t>
       </w:r>
       <w:r>
         <w:rPr>
           <w:b/>
+          <w:i w:val="0"/>
         </w:rPr>
         <w:t>justify</w:t>
       </w:r>
       <w:r>
+        <w:rPr>
+          <w:b w:val="0"/>
+          <w:i w:val="0"/>
+        </w:rPr>
         <w:t xml:space="preserve"> your answer. </w:t>
       </w:r>
       <w:r>
         <w:rPr>
           <w:b/>
+          <w:i w:val="0"/>
         </w:rPr>
         <w:t>[3]</w:t>
       </w:r>
@@ -688,16 +1004,28 @@
     </w:p>
     <w:p>
       <w:r>
+        <w:rPr>
+          <w:b w:val="0"/>
+          <w:i w:val="0"/>
+        </w:rPr>
         <w:t>........................................................................</w:t>
       </w:r>
     </w:p>
     <w:p>
       <w:r>
+        <w:rPr>
+          <w:b w:val="0"/>
+          <w:i w:val="0"/>
+        </w:rPr>
         <w:t>........................................................................</w:t>
       </w:r>
     </w:p>
     <w:p>
       <w:r>
+        <w:rPr>
+          <w:b w:val="0"/>
+          <w:i w:val="0"/>
+        </w:rPr>
         <w:t>........................................................................</w:t>
       </w:r>
     </w:p>
@@ -712,33 +1040,49 @@
       <w:r>
         <w:rPr>
           <w:b/>
+          <w:i w:val="0"/>
         </w:rPr>
         <w:t>B2.</w:t>
       </w:r>
       <w:r>
+        <w:rPr>
+          <w:b w:val="0"/>
+          <w:i w:val="0"/>
+        </w:rPr>
         <w:t xml:space="preserve"> Trace a </w:t>
       </w:r>
       <w:r>
         <w:rPr>
           <w:b/>
+          <w:i w:val="0"/>
         </w:rPr>
         <w:t>bubble sort</w:t>
       </w:r>
       <w:r>
+        <w:rPr>
+          <w:b w:val="0"/>
+          <w:i w:val="0"/>
+        </w:rPr>
         <w:t xml:space="preserve"> (one pass = comparing adjacent pairs left-to-right, swapping if out of order) on the list below. Show the list </w:t>
       </w:r>
       <w:r>
         <w:rPr>
           <w:b/>
+          <w:i w:val="0"/>
         </w:rPr>
         <w:t>after each complete pass</w:t>
       </w:r>
       <w:r>
+        <w:rPr>
+          <w:b w:val="0"/>
+          <w:i w:val="0"/>
+        </w:rPr>
         <w:t xml:space="preserve">. </w:t>
       </w:r>
       <w:r>
         <w:rPr>
           <w:b/>
+          <w:i w:val="0"/>
         </w:rPr>
         <w:t>[4]</w:t>
       </w:r>
@@ -793,11 +1137,17 @@
     </w:p>
     <w:p>
       <w:r>
+        <w:rPr>
+          <w:b w:val="0"/>
+          <w:i w:val="0"/>
+        </w:rPr>
         <w:t xml:space="preserve">Start: </w:t>
       </w:r>
       <w:r>
         <w:rPr>
           <w:rFonts w:ascii="Consolas" w:hAnsi="Consolas"/>
+          <w:b w:val="0"/>
+          <w:i w:val="0"/>
           <w:sz w:val="19"/>
         </w:rPr>
         <w:t>[5, 3, 8, 1, 4]</w:t>
@@ -832,6 +1182,7 @@
             <w:r>
               <w:rPr>
                 <w:b/>
+                <w:i w:val="0"/>
               </w:rPr>
               <w:t>After pass</w:t>
             </w:r>
@@ -851,6 +1202,7 @@
             <w:r>
               <w:rPr>
                 <w:b/>
+                <w:i w:val="0"/>
               </w:rPr>
               <w:t>Item 1</w:t>
             </w:r>
@@ -870,6 +1222,7 @@
             <w:r>
               <w:rPr>
                 <w:b/>
+                <w:i w:val="0"/>
               </w:rPr>
               <w:t>Item 2</w:t>
             </w:r>
@@ -889,6 +1242,7 @@
             <w:r>
               <w:rPr>
                 <w:b/>
+                <w:i w:val="0"/>
               </w:rPr>
               <w:t>Item 3</w:t>
             </w:r>
@@ -908,6 +1262,7 @@
             <w:r>
               <w:rPr>
                 <w:b/>
+                <w:i w:val="0"/>
               </w:rPr>
               <w:t>Item 4</w:t>
             </w:r>
@@ -927,6 +1282,7 @@
             <w:r>
               <w:rPr>
                 <w:b/>
+                <w:i w:val="0"/>
               </w:rPr>
               <w:t>Item 5</w:t>
             </w:r>
@@ -941,6 +1297,10 @@
           <w:p>
             <w:r/>
             <w:r>
+              <w:rPr>
+                <w:b w:val="0"/>
+                <w:i w:val="0"/>
+              </w:rPr>
               <w:t>Pass 1</w:t>
             </w:r>
           </w:p>
@@ -994,6 +1354,10 @@
           <w:p>
             <w:r/>
             <w:r>
+              <w:rPr>
+                <w:b w:val="0"/>
+                <w:i w:val="0"/>
+              </w:rPr>
               <w:t>Pass 2</w:t>
             </w:r>
           </w:p>
@@ -1047,6 +1411,10 @@
           <w:p>
             <w:r/>
             <w:r>
+              <w:rPr>
+                <w:b w:val="0"/>
+                <w:i w:val="0"/>
+              </w:rPr>
               <w:t>Pass 3</w:t>
             </w:r>
           </w:p>
@@ -1100,6 +1468,10 @@
           <w:p>
             <w:r/>
             <w:r>
+              <w:rPr>
+                <w:b w:val="0"/>
+                <w:i w:val="0"/>
+              </w:rPr>
               <w:t>Pass 4</w:t>
             </w:r>
           </w:p>
@@ -1158,28 +1530,43 @@
       <w:r>
         <w:rPr>
           <w:b/>
+          <w:i w:val="0"/>
         </w:rPr>
         <w:t>B3.</w:t>
       </w:r>
       <w:r>
+        <w:rPr>
+          <w:b w:val="0"/>
+          <w:i w:val="0"/>
+        </w:rPr>
         <w:t xml:space="preserve"> A </w:t>
       </w:r>
       <w:r>
         <w:rPr>
           <w:b/>
+          <w:i w:val="0"/>
         </w:rPr>
         <w:t>binary search</w:t>
       </w:r>
       <w:r>
+        <w:rPr>
+          <w:b w:val="0"/>
+          <w:i w:val="0"/>
+        </w:rPr>
         <w:t xml:space="preserve"> is performed on the sorted list below to find the value </w:t>
       </w:r>
       <w:r>
         <w:rPr>
           <w:b/>
+          <w:i w:val="0"/>
         </w:rPr>
         <w:t>23</w:t>
       </w:r>
       <w:r>
+        <w:rPr>
+          <w:b w:val="0"/>
+          <w:i w:val="0"/>
+        </w:rPr>
         <w:t>.</w:t>
       </w:r>
     </w:p>
@@ -1187,21 +1574,32 @@
       <w:r>
         <w:rPr>
           <w:rFonts w:ascii="Consolas" w:hAnsi="Consolas"/>
+          <w:b w:val="0"/>
+          <w:i w:val="0"/>
           <w:sz w:val="19"/>
         </w:rPr>
         <w:t>[4, 9, 15, 18, 23, 27, 31, 42, 56]</w:t>
       </w:r>
       <w:r>
+        <w:rPr>
+          <w:b w:val="0"/>
+          <w:i w:val="0"/>
+        </w:rPr>
         <w:t xml:space="preserve">   (indices 0–8)</w:t>
       </w:r>
     </w:p>
     <w:p>
       <w:r>
+        <w:rPr>
+          <w:b w:val="0"/>
+          <w:i w:val="0"/>
+        </w:rPr>
         <w:t xml:space="preserve">Complete the trace table. Show each step until the value is found. </w:t>
       </w:r>
       <w:r>
         <w:rPr>
           <w:b/>
+          <w:i w:val="0"/>
         </w:rPr>
         <w:t>[4]</w:t>
       </w:r>
@@ -1283,6 +1681,7 @@
             <w:r>
               <w:rPr>
                 <w:b/>
+                <w:i w:val="0"/>
               </w:rPr>
               <w:t>Step</w:t>
             </w:r>
@@ -1302,6 +1701,7 @@
             <w:r>
               <w:rPr>
                 <w:b/>
+                <w:i w:val="0"/>
               </w:rPr>
               <w:t>low</w:t>
             </w:r>
@@ -1321,6 +1721,7 @@
             <w:r>
               <w:rPr>
                 <w:b/>
+                <w:i w:val="0"/>
               </w:rPr>
               <w:t>high</w:t>
             </w:r>
@@ -1340,6 +1741,7 @@
             <w:r>
               <w:rPr>
                 <w:b/>
+                <w:i w:val="0"/>
               </w:rPr>
               <w:t>mid (index)</w:t>
             </w:r>
@@ -1359,6 +1761,7 @@
             <w:r>
               <w:rPr>
                 <w:b/>
+                <w:i w:val="0"/>
               </w:rPr>
               <w:t>value at mid</w:t>
             </w:r>
@@ -1378,6 +1781,7 @@
             <w:r>
               <w:rPr>
                 <w:b/>
+                <w:i w:val="0"/>
               </w:rPr>
               <w:t>&lt; = &gt; target?</w:t>
             </w:r>
@@ -1392,6 +1796,10 @@
           <w:p>
             <w:r/>
             <w:r>
+              <w:rPr>
+                <w:b w:val="0"/>
+                <w:i w:val="0"/>
+              </w:rPr>
               <w:t>1</w:t>
             </w:r>
           </w:p>
@@ -1445,6 +1853,10 @@
           <w:p>
             <w:r/>
             <w:r>
+              <w:rPr>
+                <w:b w:val="0"/>
+                <w:i w:val="0"/>
+              </w:rPr>
               <w:t>2</w:t>
             </w:r>
           </w:p>
@@ -1498,6 +1910,10 @@
           <w:p>
             <w:r/>
             <w:r>
+              <w:rPr>
+                <w:b w:val="0"/>
+                <w:i w:val="0"/>
+              </w:rPr>
               <w:t>3</w:t>
             </w:r>
           </w:p>
@@ -1547,6 +1963,10 @@
     <w:p/>
     <w:p>
       <w:r>
+        <w:rPr>
+          <w:b w:val="0"/>
+          <w:i w:val="0"/>
+        </w:rPr>
         <w:t>State the result: ........................................................</w:t>
       </w:r>
     </w:p>
@@ -1561,10 +1981,15 @@
       <w:r>
         <w:rPr>
           <w:b/>
+          <w:i w:val="0"/>
         </w:rPr>
         <w:t>B4.</w:t>
       </w:r>
       <w:r>
+        <w:rPr>
+          <w:b w:val="0"/>
+          <w:i w:val="0"/>
+        </w:rPr>
         <w:t xml:space="preserve"> Consider the binary tree below.</w:t>
       </w:r>
     </w:p>
@@ -1590,25 +2015,39 @@
     </w:p>
     <w:p>
       <w:r>
+        <w:rPr>
+          <w:b w:val="0"/>
+          <w:i w:val="0"/>
+        </w:rPr>
         <w:t>Write the output of each traversal below.</w:t>
       </w:r>
     </w:p>
     <w:p>
       <w:r>
+        <w:rPr>
+          <w:b w:val="0"/>
+          <w:i w:val="0"/>
+        </w:rPr>
         <w:t xml:space="preserve">(a) </w:t>
       </w:r>
       <w:r>
         <w:rPr>
           <w:b/>
+          <w:i w:val="0"/>
         </w:rPr>
         <w:t>Pre-order:</w:t>
       </w:r>
       <w:r>
+        <w:rPr>
+          <w:b w:val="0"/>
+          <w:i w:val="0"/>
+        </w:rPr>
         <w:t xml:space="preserve"> ......................................................... </w:t>
       </w:r>
       <w:r>
         <w:rPr>
           <w:b/>
+          <w:i w:val="0"/>
         </w:rPr>
         <w:t>[1]</w:t>
       </w:r>
@@ -1631,20 +2070,30 @@
     </w:p>
     <w:p>
       <w:r>
+        <w:rPr>
+          <w:b w:val="0"/>
+          <w:i w:val="0"/>
+        </w:rPr>
         <w:t xml:space="preserve">(b) </w:t>
       </w:r>
       <w:r>
         <w:rPr>
           <w:b/>
+          <w:i w:val="0"/>
         </w:rPr>
         <w:t>In-order:</w:t>
       </w:r>
       <w:r>
+        <w:rPr>
+          <w:b w:val="0"/>
+          <w:i w:val="0"/>
+        </w:rPr>
         <w:t xml:space="preserve"> ......................................................... </w:t>
       </w:r>
       <w:r>
         <w:rPr>
           <w:b/>
+          <w:i w:val="0"/>
         </w:rPr>
         <w:t>[1]</w:t>
       </w:r>
@@ -1667,20 +2116,30 @@
     </w:p>
     <w:p>
       <w:r>
+        <w:rPr>
+          <w:b w:val="0"/>
+          <w:i w:val="0"/>
+        </w:rPr>
         <w:t xml:space="preserve">(c) </w:t>
       </w:r>
       <w:r>
         <w:rPr>
           <w:b/>
+          <w:i w:val="0"/>
         </w:rPr>
         <w:t>Post-order:</w:t>
       </w:r>
       <w:r>
+        <w:rPr>
+          <w:b w:val="0"/>
+          <w:i w:val="0"/>
+        </w:rPr>
         <w:t xml:space="preserve"> ......................................................... </w:t>
       </w:r>
       <w:r>
         <w:rPr>
           <w:b/>
+          <w:i w:val="0"/>
         </w:rPr>
         <w:t>[1]</w:t>
       </w:r>
@@ -1712,42 +2171,63 @@
       <w:r>
         <w:rPr>
           <w:b/>
+          <w:i w:val="0"/>
         </w:rPr>
         <w:t>B5.</w:t>
       </w:r>
       <w:r>
+        <w:rPr>
+          <w:b w:val="0"/>
+          <w:i w:val="0"/>
+        </w:rPr>
         <w:t xml:space="preserve"> State which traversal type (DFS or BFS) uses a </w:t>
       </w:r>
       <w:r>
         <w:rPr>
           <w:b/>
+          <w:i w:val="0"/>
         </w:rPr>
         <w:t>stack</w:t>
       </w:r>
       <w:r>
+        <w:rPr>
+          <w:b w:val="0"/>
+          <w:i w:val="0"/>
+        </w:rPr>
         <w:t xml:space="preserve"> and which uses a </w:t>
       </w:r>
       <w:r>
         <w:rPr>
           <w:b/>
+          <w:i w:val="0"/>
         </w:rPr>
         <w:t>queue</w:t>
       </w:r>
       <w:r>
+        <w:rPr>
+          <w:b w:val="0"/>
+          <w:i w:val="0"/>
+        </w:rPr>
         <w:t xml:space="preserve">, and give </w:t>
       </w:r>
       <w:r>
         <w:rPr>
           <w:b/>
+          <w:i w:val="0"/>
         </w:rPr>
         <w:t>one</w:t>
       </w:r>
       <w:r>
+        <w:rPr>
+          <w:b w:val="0"/>
+          <w:i w:val="0"/>
+        </w:rPr>
         <w:t xml:space="preserve"> practical use of a breadth-first traversal. </w:t>
       </w:r>
       <w:r>
         <w:rPr>
           <w:b/>
+          <w:i w:val="0"/>
         </w:rPr>
         <w:t>[3]</w:t>
       </w:r>
@@ -1786,16 +2266,28 @@
     </w:p>
     <w:p>
       <w:r>
+        <w:rPr>
+          <w:b w:val="0"/>
+          <w:i w:val="0"/>
+        </w:rPr>
         <w:t>........................................................................</w:t>
       </w:r>
     </w:p>
     <w:p>
       <w:r>
+        <w:rPr>
+          <w:b w:val="0"/>
+          <w:i w:val="0"/>
+        </w:rPr>
         <w:t>........................................................................</w:t>
       </w:r>
     </w:p>
     <w:p>
       <w:r>
+        <w:rPr>
+          <w:b w:val="0"/>
+          <w:i w:val="0"/>
+        </w:rPr>
         <w:t>........................................................................</w:t>
       </w:r>
     </w:p>
@@ -1810,28 +2302,43 @@
       <w:r>
         <w:rPr>
           <w:b/>
+          <w:i w:val="0"/>
         </w:rPr>
         <w:t>B6.</w:t>
       </w:r>
       <w:r>
+        <w:rPr>
+          <w:b w:val="0"/>
+          <w:i w:val="0"/>
+        </w:rPr>
         <w:t xml:space="preserve"> </w:t>
       </w:r>
       <w:r>
         <w:rPr>
           <w:b/>
+          <w:i w:val="0"/>
         </w:rPr>
         <w:t>Dijkstra's algorithm</w:t>
       </w:r>
       <w:r>
+        <w:rPr>
+          <w:b w:val="0"/>
+          <w:i w:val="0"/>
+        </w:rPr>
         <w:t xml:space="preserve"> is run on the weighted graph below, starting at node </w:t>
       </w:r>
       <w:r>
         <w:rPr>
           <w:b/>
+          <w:i w:val="0"/>
         </w:rPr>
         <w:t>A</w:t>
       </w:r>
       <w:r>
+        <w:rPr>
+          <w:b w:val="0"/>
+          <w:i w:val="0"/>
+        </w:rPr>
         <w:t>, to find the shortest distance to every other node.</w:t>
       </w:r>
     </w:p>
@@ -1861,30 +2368,48 @@
     </w:p>
     <w:p>
       <w:r>
+        <w:rPr>
+          <w:b w:val="0"/>
+          <w:i w:val="0"/>
+        </w:rPr>
         <w:t>Edges (undirected, with weights):</w:t>
       </w:r>
     </w:p>
     <w:p>
       <w:r>
+        <w:rPr>
+          <w:b w:val="0"/>
+          <w:i w:val="0"/>
+        </w:rPr>
         <w:t>A–B = 4, A–D = 1, B–C = 2, B–E = 5, C–F = 3, D–E = 2, E–F = 1</w:t>
       </w:r>
     </w:p>
     <w:p>
       <w:r>
+        <w:rPr>
+          <w:b w:val="0"/>
+          <w:i w:val="0"/>
+        </w:rPr>
         <w:t xml:space="preserve">Complete the table of </w:t>
       </w:r>
       <w:r>
         <w:rPr>
           <w:b/>
+          <w:i w:val="0"/>
         </w:rPr>
         <w:t>final shortest distances</w:t>
       </w:r>
       <w:r>
+        <w:rPr>
+          <w:b w:val="0"/>
+          <w:i w:val="0"/>
+        </w:rPr>
         <w:t xml:space="preserve"> from A. </w:t>
       </w:r>
       <w:r>
         <w:rPr>
           <w:b/>
+          <w:i w:val="0"/>
         </w:rPr>
         <w:t>[3]</w:t>
       </w:r>
@@ -1947,6 +2472,7 @@
             <w:r>
               <w:rPr>
                 <w:b/>
+                <w:i w:val="0"/>
               </w:rPr>
               <w:t>Node</w:t>
             </w:r>
@@ -1966,6 +2492,7 @@
             <w:r>
               <w:rPr>
                 <w:b/>
+                <w:i w:val="0"/>
               </w:rPr>
               <w:t>Shortest distance from A</w:t>
             </w:r>
@@ -1985,6 +2512,7 @@
             <w:r>
               <w:rPr>
                 <w:b/>
+                <w:i w:val="0"/>
               </w:rPr>
               <w:t>Via (previous node)</w:t>
             </w:r>
@@ -1999,6 +2527,10 @@
           <w:p>
             <w:r/>
             <w:r>
+              <w:rPr>
+                <w:b w:val="0"/>
+                <w:i w:val="0"/>
+              </w:rPr>
               <w:t>A</w:t>
             </w:r>
           </w:p>
@@ -2010,6 +2542,10 @@
           <w:p>
             <w:r/>
             <w:r>
+              <w:rPr>
+                <w:b w:val="0"/>
+                <w:i w:val="0"/>
+              </w:rPr>
               <w:t>0</w:t>
             </w:r>
           </w:p>
@@ -2021,6 +2557,10 @@
           <w:p>
             <w:r/>
             <w:r>
+              <w:rPr>
+                <w:b w:val="0"/>
+                <w:i w:val="0"/>
+              </w:rPr>
               <w:t>—</w:t>
             </w:r>
           </w:p>
@@ -2034,6 +2574,10 @@
           <w:p>
             <w:r/>
             <w:r>
+              <w:rPr>
+                <w:b w:val="0"/>
+                <w:i w:val="0"/>
+              </w:rPr>
               <w:t>B</w:t>
             </w:r>
           </w:p>
@@ -2063,6 +2607,10 @@
           <w:p>
             <w:r/>
             <w:r>
+              <w:rPr>
+                <w:b w:val="0"/>
+                <w:i w:val="0"/>
+              </w:rPr>
               <w:t>C</w:t>
             </w:r>
           </w:p>
@@ -2092,6 +2640,10 @@
           <w:p>
             <w:r/>
             <w:r>
+              <w:rPr>
+                <w:b w:val="0"/>
+                <w:i w:val="0"/>
+              </w:rPr>
               <w:t>D</w:t>
             </w:r>
           </w:p>
@@ -2121,6 +2673,10 @@
           <w:p>
             <w:r/>
             <w:r>
+              <w:rPr>
+                <w:b w:val="0"/>
+                <w:i w:val="0"/>
+              </w:rPr>
               <w:t>E</w:t>
             </w:r>
           </w:p>
@@ -2150,6 +2706,10 @@
           <w:p>
             <w:r/>
             <w:r>
+              <w:rPr>
+                <w:b w:val="0"/>
+                <w:i w:val="0"/>
+              </w:rPr>
               <w:t>F</w:t>
             </w:r>
           </w:p>
@@ -2185,6 +2745,10 @@
         <w:pStyle w:val="Heading2"/>
       </w:pPr>
       <w:r>
+        <w:rPr>
+          <w:b w:val="0"/>
+          <w:i w:val="0"/>
+        </w:rPr>
         <w:t>Section C — Exam-style question (5 marks)</w:t>
       </w:r>
     </w:p>
@@ -2192,55 +2756,74 @@
       <w:r>
         <w:rPr>
           <w:b/>
+          <w:i w:val="0"/>
         </w:rPr>
         <w:t>C1.</w:t>
       </w:r>
       <w:r>
+        <w:rPr>
+          <w:b w:val="0"/>
+          <w:i w:val="0"/>
+        </w:rPr>
         <w:t xml:space="preserve"> A games developer needs an algorithm to find the shortest route for a non-player character (NPC) to travel from its current position to a </w:t>
       </w:r>
       <w:r>
         <w:rPr>
           <w:b/>
+          <w:i w:val="0"/>
         </w:rPr>
         <w:t>single, known target location</w:t>
       </w:r>
       <w:r>
+        <w:rPr>
+          <w:b w:val="0"/>
+          <w:i w:val="0"/>
+        </w:rPr>
         <w:t xml:space="preserve"> on a large map.</w:t>
       </w:r>
     </w:p>
     <w:p>
       <w:r>
+        <w:rPr>
+          <w:b w:val="0"/>
+          <w:i w:val="0"/>
+        </w:rPr>
         <w:t xml:space="preserve">Compare the suitability of </w:t>
       </w:r>
       <w:r>
         <w:rPr>
           <w:b/>
+          <w:i w:val="0"/>
         </w:rPr>
         <w:t>Dijkstra's algorithm</w:t>
       </w:r>
       <w:r>
+        <w:rPr>
+          <w:b w:val="0"/>
+          <w:i w:val="0"/>
+        </w:rPr>
         <w:t xml:space="preserve"> and the </w:t>
       </w:r>
       <w:r>
         <w:rPr>
           <w:b/>
+          <w:i w:val="0"/>
         </w:rPr>
-        <w:t>A\</w:t>
+        <w:t>A*</w:t>
       </w:r>
       <w:r>
         <w:rPr>
-          <w:i/>
+          <w:b w:val="0"/>
+          <w:i w:val="0"/>
         </w:rPr>
         <w:t xml:space="preserve"> algorithm for this task, and justify which you would recommend. </w:t>
       </w:r>
       <w:r>
         <w:rPr>
-          <w:i/>
+          <w:b/>
+          <w:i w:val="0"/>
         </w:rPr>
         <w:t>[5]</w:t>
-      </w:r>
-      <w:r>
-        <w:t>*</w:t>
       </w:r>
     </w:p>
     <w:p>
@@ -2301,41 +2884,73 @@
     </w:p>
     <w:p>
       <w:r>
+        <w:rPr>
+          <w:b w:val="0"/>
+          <w:i w:val="0"/>
+        </w:rPr>
         <w:t>........................................................................</w:t>
       </w:r>
     </w:p>
     <w:p>
       <w:r>
+        <w:rPr>
+          <w:b w:val="0"/>
+          <w:i w:val="0"/>
+        </w:rPr>
         <w:t>........................................................................</w:t>
       </w:r>
     </w:p>
     <w:p>
       <w:r>
+        <w:rPr>
+          <w:b w:val="0"/>
+          <w:i w:val="0"/>
+        </w:rPr>
         <w:t>........................................................................</w:t>
       </w:r>
     </w:p>
     <w:p>
       <w:r>
+        <w:rPr>
+          <w:b w:val="0"/>
+          <w:i w:val="0"/>
+        </w:rPr>
         <w:t>........................................................................</w:t>
       </w:r>
     </w:p>
     <w:p>
       <w:r>
+        <w:rPr>
+          <w:b w:val="0"/>
+          <w:i w:val="0"/>
+        </w:rPr>
         <w:t>........................................................................</w:t>
       </w:r>
     </w:p>
     <w:p>
       <w:r>
+        <w:rPr>
+          <w:b w:val="0"/>
+          <w:i w:val="0"/>
+        </w:rPr>
         <w:t>........................................................................</w:t>
       </w:r>
     </w:p>
     <w:p>
       <w:r>
+        <w:rPr>
+          <w:b w:val="0"/>
+          <w:i w:val="0"/>
+        </w:rPr>
         <w:t>........................................................................</w:t>
       </w:r>
     </w:p>
     <w:p>
       <w:r>
+        <w:rPr>
+          <w:b w:val="0"/>
+          <w:i w:val="0"/>
+        </w:rPr>
         <w:t>........................................................................</w:t>
       </w:r>
     </w:p>

--- a/Course/2 Component 2 - Algorithms and Programming/2.3 Algorithms/2.3.1 Algorithms/3 Worksheet (editable).docx
+++ b/Course/2 Component 2 - Algorithms and Programming/2.3 Algorithms/2.3.1 Algorithms/3 Worksheet (editable).docx
@@ -970,38 +970,32 @@
         <w:t>[3]</w:t>
       </w:r>
     </w:p>
-    <w:p>
-      <w:pPr>
-        <w:spacing w:before="260"/>
-        <w:pBdr>
-          <w:bottom w:val="single" w:sz="4" w:space="1" w:color="AAB4C0"/>
-        </w:pBdr>
-      </w:pPr>
-    </w:p>
-    <w:p>
-      <w:pPr>
-        <w:spacing w:before="260"/>
-        <w:pBdr>
-          <w:bottom w:val="single" w:sz="4" w:space="1" w:color="AAB4C0"/>
-        </w:pBdr>
-      </w:pPr>
-    </w:p>
-    <w:p>
-      <w:pPr>
-        <w:spacing w:before="260"/>
-        <w:pBdr>
-          <w:bottom w:val="single" w:sz="4" w:space="1" w:color="AAB4C0"/>
-        </w:pBdr>
-      </w:pPr>
-    </w:p>
-    <w:p>
-      <w:pPr>
-        <w:spacing w:before="260"/>
-        <w:pBdr>
-          <w:bottom w:val="single" w:sz="4" w:space="1" w:color="AAB4C0"/>
-        </w:pBdr>
-      </w:pPr>
-    </w:p>
+    <w:tbl>
+      <w:tblPr>
+        <w:tblStyle w:val="TableGrid"/>
+        <w:tblW w:type="auto" w:w="0"/>
+        <w:tblLook w:firstColumn="1" w:firstRow="1" w:lastColumn="0" w:lastRow="0" w:noHBand="0" w:noVBand="1" w:val="04A0"/>
+      </w:tblPr>
+      <w:tblGrid>
+        <w:gridCol w:w="8640"/>
+      </w:tblGrid>
+      <w:tr>
+        <w:trPr>
+          <w:trHeight w:val="1360" w:hRule="atLeast"/>
+        </w:trPr>
+        <w:tc>
+          <w:tcPr>
+            <w:tcW w:type="dxa" w:w="8640"/>
+          </w:tcPr>
+          <w:p>
+            <w:pPr>
+              <w:spacing w:before="40"/>
+            </w:pPr>
+          </w:p>
+        </w:tc>
+      </w:tr>
+    </w:tbl>
+    <w:p/>
     <w:p>
       <w:r>
         <w:rPr>
@@ -1087,54 +1081,32 @@
         <w:t>[4]</w:t>
       </w:r>
     </w:p>
-    <w:p>
-      <w:pPr>
-        <w:spacing w:before="260"/>
-        <w:pBdr>
-          <w:bottom w:val="single" w:sz="4" w:space="1" w:color="AAB4C0"/>
-        </w:pBdr>
-      </w:pPr>
-    </w:p>
-    <w:p>
-      <w:pPr>
-        <w:spacing w:before="260"/>
-        <w:pBdr>
-          <w:bottom w:val="single" w:sz="4" w:space="1" w:color="AAB4C0"/>
-        </w:pBdr>
-      </w:pPr>
-    </w:p>
-    <w:p>
-      <w:pPr>
-        <w:spacing w:before="260"/>
-        <w:pBdr>
-          <w:bottom w:val="single" w:sz="4" w:space="1" w:color="AAB4C0"/>
-        </w:pBdr>
-      </w:pPr>
-    </w:p>
-    <w:p>
-      <w:pPr>
-        <w:spacing w:before="260"/>
-        <w:pBdr>
-          <w:bottom w:val="single" w:sz="4" w:space="1" w:color="AAB4C0"/>
-        </w:pBdr>
-      </w:pPr>
-    </w:p>
-    <w:p>
-      <w:pPr>
-        <w:spacing w:before="260"/>
-        <w:pBdr>
-          <w:bottom w:val="single" w:sz="4" w:space="1" w:color="AAB4C0"/>
-        </w:pBdr>
-      </w:pPr>
-    </w:p>
-    <w:p>
-      <w:pPr>
-        <w:spacing w:before="260"/>
-        <w:pBdr>
-          <w:bottom w:val="single" w:sz="4" w:space="1" w:color="AAB4C0"/>
-        </w:pBdr>
-      </w:pPr>
-    </w:p>
+    <w:tbl>
+      <w:tblPr>
+        <w:tblStyle w:val="TableGrid"/>
+        <w:tblW w:type="auto" w:w="0"/>
+        <w:tblLook w:firstColumn="1" w:firstRow="1" w:lastColumn="0" w:lastRow="0" w:noHBand="0" w:noVBand="1" w:val="04A0"/>
+      </w:tblPr>
+      <w:tblGrid>
+        <w:gridCol w:w="8640"/>
+      </w:tblGrid>
+      <w:tr>
+        <w:trPr>
+          <w:trHeight w:val="2040" w:hRule="atLeast"/>
+        </w:trPr>
+        <w:tc>
+          <w:tcPr>
+            <w:tcW w:type="dxa" w:w="8640"/>
+          </w:tcPr>
+          <w:p>
+            <w:pPr>
+              <w:spacing w:before="40"/>
+            </w:pPr>
+          </w:p>
+        </w:tc>
+      </w:tr>
+    </w:tbl>
+    <w:p/>
     <w:p>
       <w:r>
         <w:rPr>
@@ -1604,54 +1576,32 @@
         <w:t>[4]</w:t>
       </w:r>
     </w:p>
-    <w:p>
-      <w:pPr>
-        <w:spacing w:before="260"/>
-        <w:pBdr>
-          <w:bottom w:val="single" w:sz="4" w:space="1" w:color="AAB4C0"/>
-        </w:pBdr>
-      </w:pPr>
-    </w:p>
-    <w:p>
-      <w:pPr>
-        <w:spacing w:before="260"/>
-        <w:pBdr>
-          <w:bottom w:val="single" w:sz="4" w:space="1" w:color="AAB4C0"/>
-        </w:pBdr>
-      </w:pPr>
-    </w:p>
-    <w:p>
-      <w:pPr>
-        <w:spacing w:before="260"/>
-        <w:pBdr>
-          <w:bottom w:val="single" w:sz="4" w:space="1" w:color="AAB4C0"/>
-        </w:pBdr>
-      </w:pPr>
-    </w:p>
-    <w:p>
-      <w:pPr>
-        <w:spacing w:before="260"/>
-        <w:pBdr>
-          <w:bottom w:val="single" w:sz="4" w:space="1" w:color="AAB4C0"/>
-        </w:pBdr>
-      </w:pPr>
-    </w:p>
-    <w:p>
-      <w:pPr>
-        <w:spacing w:before="260"/>
-        <w:pBdr>
-          <w:bottom w:val="single" w:sz="4" w:space="1" w:color="AAB4C0"/>
-        </w:pBdr>
-      </w:pPr>
-    </w:p>
-    <w:p>
-      <w:pPr>
-        <w:spacing w:before="260"/>
-        <w:pBdr>
-          <w:bottom w:val="single" w:sz="4" w:space="1" w:color="AAB4C0"/>
-        </w:pBdr>
-      </w:pPr>
-    </w:p>
+    <w:tbl>
+      <w:tblPr>
+        <w:tblStyle w:val="TableGrid"/>
+        <w:tblW w:type="auto" w:w="0"/>
+        <w:tblLook w:firstColumn="1" w:firstRow="1" w:lastColumn="0" w:lastRow="0" w:noHBand="0" w:noVBand="1" w:val="04A0"/>
+      </w:tblPr>
+      <w:tblGrid>
+        <w:gridCol w:w="8640"/>
+      </w:tblGrid>
+      <w:tr>
+        <w:trPr>
+          <w:trHeight w:val="2040" w:hRule="atLeast"/>
+        </w:trPr>
+        <w:tc>
+          <w:tcPr>
+            <w:tcW w:type="dxa" w:w="8640"/>
+          </w:tcPr>
+          <w:p>
+            <w:pPr>
+              <w:spacing w:before="40"/>
+            </w:pPr>
+          </w:p>
+        </w:tc>
+      </w:tr>
+    </w:tbl>
+    <w:p/>
     <w:tbl>
       <w:tblPr>
         <w:tblStyle w:val="TableGrid"/>
@@ -2052,22 +2002,32 @@
         <w:t>[1]</w:t>
       </w:r>
     </w:p>
-    <w:p>
-      <w:pPr>
-        <w:spacing w:before="260"/>
-        <w:pBdr>
-          <w:bottom w:val="single" w:sz="4" w:space="1" w:color="AAB4C0"/>
-        </w:pBdr>
-      </w:pPr>
-    </w:p>
-    <w:p>
-      <w:pPr>
-        <w:spacing w:before="260"/>
-        <w:pBdr>
-          <w:bottom w:val="single" w:sz="4" w:space="1" w:color="AAB4C0"/>
-        </w:pBdr>
-      </w:pPr>
-    </w:p>
+    <w:tbl>
+      <w:tblPr>
+        <w:tblStyle w:val="TableGrid"/>
+        <w:tblW w:type="auto" w:w="0"/>
+        <w:tblLook w:firstColumn="1" w:firstRow="1" w:lastColumn="0" w:lastRow="0" w:noHBand="0" w:noVBand="1" w:val="04A0"/>
+      </w:tblPr>
+      <w:tblGrid>
+        <w:gridCol w:w="8640"/>
+      </w:tblGrid>
+      <w:tr>
+        <w:trPr>
+          <w:trHeight w:val="680" w:hRule="atLeast"/>
+        </w:trPr>
+        <w:tc>
+          <w:tcPr>
+            <w:tcW w:type="dxa" w:w="8640"/>
+          </w:tcPr>
+          <w:p>
+            <w:pPr>
+              <w:spacing w:before="40"/>
+            </w:pPr>
+          </w:p>
+        </w:tc>
+      </w:tr>
+    </w:tbl>
+    <w:p/>
     <w:p>
       <w:r>
         <w:rPr>
@@ -2098,22 +2058,32 @@
         <w:t>[1]</w:t>
       </w:r>
     </w:p>
-    <w:p>
-      <w:pPr>
-        <w:spacing w:before="260"/>
-        <w:pBdr>
-          <w:bottom w:val="single" w:sz="4" w:space="1" w:color="AAB4C0"/>
-        </w:pBdr>
-      </w:pPr>
-    </w:p>
-    <w:p>
-      <w:pPr>
-        <w:spacing w:before="260"/>
-        <w:pBdr>
-          <w:bottom w:val="single" w:sz="4" w:space="1" w:color="AAB4C0"/>
-        </w:pBdr>
-      </w:pPr>
-    </w:p>
+    <w:tbl>
+      <w:tblPr>
+        <w:tblStyle w:val="TableGrid"/>
+        <w:tblW w:type="auto" w:w="0"/>
+        <w:tblLook w:firstColumn="1" w:firstRow="1" w:lastColumn="0" w:lastRow="0" w:noHBand="0" w:noVBand="1" w:val="04A0"/>
+      </w:tblPr>
+      <w:tblGrid>
+        <w:gridCol w:w="8640"/>
+      </w:tblGrid>
+      <w:tr>
+        <w:trPr>
+          <w:trHeight w:val="680" w:hRule="atLeast"/>
+        </w:trPr>
+        <w:tc>
+          <w:tcPr>
+            <w:tcW w:type="dxa" w:w="8640"/>
+          </w:tcPr>
+          <w:p>
+            <w:pPr>
+              <w:spacing w:before="40"/>
+            </w:pPr>
+          </w:p>
+        </w:tc>
+      </w:tr>
+    </w:tbl>
+    <w:p/>
     <w:p>
       <w:r>
         <w:rPr>
@@ -2144,22 +2114,32 @@
         <w:t>[1]</w:t>
       </w:r>
     </w:p>
-    <w:p>
-      <w:pPr>
-        <w:spacing w:before="260"/>
-        <w:pBdr>
-          <w:bottom w:val="single" w:sz="4" w:space="1" w:color="AAB4C0"/>
-        </w:pBdr>
-      </w:pPr>
-    </w:p>
-    <w:p>
-      <w:pPr>
-        <w:spacing w:before="260"/>
-        <w:pBdr>
-          <w:bottom w:val="single" w:sz="4" w:space="1" w:color="AAB4C0"/>
-        </w:pBdr>
-      </w:pPr>
-    </w:p>
+    <w:tbl>
+      <w:tblPr>
+        <w:tblStyle w:val="TableGrid"/>
+        <w:tblW w:type="auto" w:w="0"/>
+        <w:tblLook w:firstColumn="1" w:firstRow="1" w:lastColumn="0" w:lastRow="0" w:noHBand="0" w:noVBand="1" w:val="04A0"/>
+      </w:tblPr>
+      <w:tblGrid>
+        <w:gridCol w:w="8640"/>
+      </w:tblGrid>
+      <w:tr>
+        <w:trPr>
+          <w:trHeight w:val="680" w:hRule="atLeast"/>
+        </w:trPr>
+        <w:tc>
+          <w:tcPr>
+            <w:tcW w:type="dxa" w:w="8640"/>
+          </w:tcPr>
+          <w:p>
+            <w:pPr>
+              <w:spacing w:before="40"/>
+            </w:pPr>
+          </w:p>
+        </w:tc>
+      </w:tr>
+    </w:tbl>
+    <w:p/>
     <w:p>
       <w:pPr>
         <w:pBdr>
@@ -2232,38 +2212,32 @@
         <w:t>[3]</w:t>
       </w:r>
     </w:p>
-    <w:p>
-      <w:pPr>
-        <w:spacing w:before="260"/>
-        <w:pBdr>
-          <w:bottom w:val="single" w:sz="4" w:space="1" w:color="AAB4C0"/>
-        </w:pBdr>
-      </w:pPr>
-    </w:p>
-    <w:p>
-      <w:pPr>
-        <w:spacing w:before="260"/>
-        <w:pBdr>
-          <w:bottom w:val="single" w:sz="4" w:space="1" w:color="AAB4C0"/>
-        </w:pBdr>
-      </w:pPr>
-    </w:p>
-    <w:p>
-      <w:pPr>
-        <w:spacing w:before="260"/>
-        <w:pBdr>
-          <w:bottom w:val="single" w:sz="4" w:space="1" w:color="AAB4C0"/>
-        </w:pBdr>
-      </w:pPr>
-    </w:p>
-    <w:p>
-      <w:pPr>
-        <w:spacing w:before="260"/>
-        <w:pBdr>
-          <w:bottom w:val="single" w:sz="4" w:space="1" w:color="AAB4C0"/>
-        </w:pBdr>
-      </w:pPr>
-    </w:p>
+    <w:tbl>
+      <w:tblPr>
+        <w:tblStyle w:val="TableGrid"/>
+        <w:tblW w:type="auto" w:w="0"/>
+        <w:tblLook w:firstColumn="1" w:firstRow="1" w:lastColumn="0" w:lastRow="0" w:noHBand="0" w:noVBand="1" w:val="04A0"/>
+      </w:tblPr>
+      <w:tblGrid>
+        <w:gridCol w:w="8640"/>
+      </w:tblGrid>
+      <w:tr>
+        <w:trPr>
+          <w:trHeight w:val="1360" w:hRule="atLeast"/>
+        </w:trPr>
+        <w:tc>
+          <w:tcPr>
+            <w:tcW w:type="dxa" w:w="8640"/>
+          </w:tcPr>
+          <w:p>
+            <w:pPr>
+              <w:spacing w:before="40"/>
+            </w:pPr>
+          </w:p>
+        </w:tc>
+      </w:tr>
+    </w:tbl>
+    <w:p/>
     <w:p>
       <w:r>
         <w:rPr>
@@ -2414,38 +2388,32 @@
         <w:t>[3]</w:t>
       </w:r>
     </w:p>
-    <w:p>
-      <w:pPr>
-        <w:spacing w:before="260"/>
-        <w:pBdr>
-          <w:bottom w:val="single" w:sz="4" w:space="1" w:color="AAB4C0"/>
-        </w:pBdr>
-      </w:pPr>
-    </w:p>
-    <w:p>
-      <w:pPr>
-        <w:spacing w:before="260"/>
-        <w:pBdr>
-          <w:bottom w:val="single" w:sz="4" w:space="1" w:color="AAB4C0"/>
-        </w:pBdr>
-      </w:pPr>
-    </w:p>
-    <w:p>
-      <w:pPr>
-        <w:spacing w:before="260"/>
-        <w:pBdr>
-          <w:bottom w:val="single" w:sz="4" w:space="1" w:color="AAB4C0"/>
-        </w:pBdr>
-      </w:pPr>
-    </w:p>
-    <w:p>
-      <w:pPr>
-        <w:spacing w:before="260"/>
-        <w:pBdr>
-          <w:bottom w:val="single" w:sz="4" w:space="1" w:color="AAB4C0"/>
-        </w:pBdr>
-      </w:pPr>
-    </w:p>
+    <w:tbl>
+      <w:tblPr>
+        <w:tblStyle w:val="TableGrid"/>
+        <w:tblW w:type="auto" w:w="0"/>
+        <w:tblLook w:firstColumn="1" w:firstRow="1" w:lastColumn="0" w:lastRow="0" w:noHBand="0" w:noVBand="1" w:val="04A0"/>
+      </w:tblPr>
+      <w:tblGrid>
+        <w:gridCol w:w="8640"/>
+      </w:tblGrid>
+      <w:tr>
+        <w:trPr>
+          <w:trHeight w:val="1360" w:hRule="atLeast"/>
+        </w:trPr>
+        <w:tc>
+          <w:tcPr>
+            <w:tcW w:type="dxa" w:w="8640"/>
+          </w:tcPr>
+          <w:p>
+            <w:pPr>
+              <w:spacing w:before="40"/>
+            </w:pPr>
+          </w:p>
+        </w:tc>
+      </w:tr>
+    </w:tbl>
+    <w:p/>
     <w:tbl>
       <w:tblPr>
         <w:tblStyle w:val="TableGrid"/>
@@ -2826,62 +2794,32 @@
         <w:t>[5]</w:t>
       </w:r>
     </w:p>
-    <w:p>
-      <w:pPr>
-        <w:spacing w:before="260"/>
-        <w:pBdr>
-          <w:bottom w:val="single" w:sz="4" w:space="1" w:color="AAB4C0"/>
-        </w:pBdr>
-      </w:pPr>
-    </w:p>
-    <w:p>
-      <w:pPr>
-        <w:spacing w:before="260"/>
-        <w:pBdr>
-          <w:bottom w:val="single" w:sz="4" w:space="1" w:color="AAB4C0"/>
-        </w:pBdr>
-      </w:pPr>
-    </w:p>
-    <w:p>
-      <w:pPr>
-        <w:spacing w:before="260"/>
-        <w:pBdr>
-          <w:bottom w:val="single" w:sz="4" w:space="1" w:color="AAB4C0"/>
-        </w:pBdr>
-      </w:pPr>
-    </w:p>
-    <w:p>
-      <w:pPr>
-        <w:spacing w:before="260"/>
-        <w:pBdr>
-          <w:bottom w:val="single" w:sz="4" w:space="1" w:color="AAB4C0"/>
-        </w:pBdr>
-      </w:pPr>
-    </w:p>
-    <w:p>
-      <w:pPr>
-        <w:spacing w:before="260"/>
-        <w:pBdr>
-          <w:bottom w:val="single" w:sz="4" w:space="1" w:color="AAB4C0"/>
-        </w:pBdr>
-      </w:pPr>
-    </w:p>
-    <w:p>
-      <w:pPr>
-        <w:spacing w:before="260"/>
-        <w:pBdr>
-          <w:bottom w:val="single" w:sz="4" w:space="1" w:color="AAB4C0"/>
-        </w:pBdr>
-      </w:pPr>
-    </w:p>
-    <w:p>
-      <w:pPr>
-        <w:spacing w:before="260"/>
-        <w:pBdr>
-          <w:bottom w:val="single" w:sz="4" w:space="1" w:color="AAB4C0"/>
-        </w:pBdr>
-      </w:pPr>
-    </w:p>
+    <w:tbl>
+      <w:tblPr>
+        <w:tblStyle w:val="TableGrid"/>
+        <w:tblW w:type="auto" w:w="0"/>
+        <w:tblLook w:firstColumn="1" w:firstRow="1" w:lastColumn="0" w:lastRow="0" w:noHBand="0" w:noVBand="1" w:val="04A0"/>
+      </w:tblPr>
+      <w:tblGrid>
+        <w:gridCol w:w="8640"/>
+      </w:tblGrid>
+      <w:tr>
+        <w:trPr>
+          <w:trHeight w:val="2380" w:hRule="atLeast"/>
+        </w:trPr>
+        <w:tc>
+          <w:tcPr>
+            <w:tcW w:type="dxa" w:w="8640"/>
+          </w:tcPr>
+          <w:p>
+            <w:pPr>
+              <w:spacing w:before="40"/>
+            </w:pPr>
+          </w:p>
+        </w:tc>
+      </w:tr>
+    </w:tbl>
+    <w:p/>
     <w:p>
       <w:r>
         <w:rPr>
